--- a/hw1/ice_report.docx
+++ b/hw1/ice_report.docx
@@ -3,28 +3,32 @@
 <w:document xmlns:wpc="http://schemas.microsoft.com/office/word/2010/wordprocessingCanvas" xmlns:mo="http://schemas.microsoft.com/office/mac/office/2008/main" xmlns:mc="http://schemas.openxmlformats.org/markup-compatibility/2006" xmlns:mv="urn:schemas-microsoft-com:mac:vml" xmlns:o="urn:schemas-microsoft-com:office:office" xmlns:r="http://schemas.openxmlformats.org/officeDocument/2006/relationships" xmlns:m="http://schemas.openxmlformats.org/officeDocument/2006/math" xmlns:v="urn:schemas-microsoft-com:vml" xmlns:wp14="http://schemas.microsoft.com/office/word/2010/wordprocessingDrawing" xmlns:wp="http://schemas.openxmlformats.org/drawingml/2006/wordprocessingDrawing" xmlns:w10="urn:schemas-microsoft-com:office:word" xmlns:w="http://schemas.openxmlformats.org/wordprocessingml/2006/main" xmlns:w14="http://schemas.microsoft.com/office/word/2010/wordml" xmlns:wpg="http://schemas.microsoft.com/office/word/2010/wordprocessingGroup" xmlns:wpi="http://schemas.microsoft.com/office/word/2010/wordprocessingInk" xmlns:wne="http://schemas.microsoft.com/office/word/2006/wordml" xmlns:wps="http://schemas.microsoft.com/office/word/2010/wordprocessingShape" mc:Ignorable="w14 wp14">
   <w:body>
     <w:p>
+      <w:pPr>
+        <w:pStyle w:val="Heading1"/>
+      </w:pPr>
       <w:r>
-        <w:t>The data on U.S. immigration demographics and ICE detention activities reveal pronounced geographic disparities that bear on enforcement strategies and immigrant communities’ experiences across states. States along the West Coast and Northeast, such as California, New Jersey, and New York, consistently rank highest in both foreign-born population share and non-citizen residency. These states also have notably high numbers of ICE detention facilities, suggesting a correlation between immigrant population size and detention capacity. Florida joins this group as a major hub for both immigrant presence and ICE activity, reflecting its significance as a destination state.</w:t>
+        <w:t>ICE &amp; Demographics – AI Report</w:t>
+      </w:r>
+    </w:p>
+    <w:p/>
+    <w:p>
+      <w:r>
+        <w:t>The data on U.S. immigration enforcement and demographics reveals notable disparities in the distribution of foreign-born populations, non-citizen residents, and ICE detention facilities across states. New Jersey and New York stand out as states with the highest shares of both foreign-born and non-citizen residents. This aligns with their status as traditional immigration hubs with large, diverse immigrant communities. Pennsylvania, by contrast, has considerably lower percentages of foreign-born and non-citizen populations.</w:t>
       </w:r>
     </w:p>
     <w:p>
       <w:r>
-        <w:t>In contrast, many states in the interior and Appalachian regions display very low shares of foreign-born and non-citizen residents, often below 3 or 4 percent. West Virginia and Montana typify this pattern, with some of the lowest immigrant shares nationwide. Correspondingly, these states have far fewer ICE detention facilities, or none at all, suggesting that ICE’s detention infrastructure is concentrated in states with larger immigrant communities. This regional divide highlights how immigration enforcement resources are focused primarily where immigrant populations are densest.</w:t>
+        <w:t>However, the count of ICE detention facilities presents a different regional pattern. New York far exceeds other states with 91 facilities, more than double Pennsylvania’s 45 and more than four times New Jersey’s 20, despite New Jersey having the highest shares of foreign-born and non-citizen residents. This suggests that enforcement infrastructure is concentrated unevenly, potentially reflecting detention capacity decisions or regional enforcement priorities rather than immigrant population size alone.</w:t>
       </w:r>
     </w:p>
     <w:p>
       <w:r>
-        <w:t>Texas stands out as an exception to some trends. While it ranks among the top states for non-citizen population, it also has by far the largest number of ICE detention facilities — more than double the next highest state, California. This may reflect Texas’s strategic importance as a border state and enforcement hub, with implications for detainee demographics and conditions that merit further inquiry.</w:t>
+        <w:t>These findings raise important questions about the relationship between immigrant communities and ICE enforcement practices. States with large immigrant populations do not necessarily have proportionally higher detention capacity, and some states with lower immigrant shares maintain substantial detention operations. Understanding these discrepancies is critical for advocates seeking to address the impacts of immigration enforcement on communities, and for policymakers considering resource allocation and reform efforts.</w:t>
       </w:r>
     </w:p>
     <w:p>
       <w:r>
-        <w:t>Overall, this snapshot underscores how enforcement intensity, as measured by detention facility count, aligns with immigrant population distribution but also reflects border proximity and policy priorities. The heavy concentration of facilities in a handful of states raises questions about detention capacity, treatment equity, and community impact in those regions.</w:t>
-      </w:r>
-    </w:p>
-    <w:p>
-      <w:r>
-        <w:t>Key takeaways and questions:</w:t>
+        <w:t>Key takeaways and questions to consider:</w:t>
       </w:r>
     </w:p>
     <w:p>
@@ -32,7 +36,7 @@
         <w:pStyle w:val="ListBullet"/>
       </w:pPr>
       <w:r>
-        <w:t>States with the largest immigrant populations, especially California, New Jersey, and New York, also maintain substantial ICE detention infrastructures.</w:t>
+        <w:t>New Jersey and New York have the largest immigrant communities, yet New York has far more ICE detention facilities than New Jersey.</w:t>
       </w:r>
     </w:p>
     <w:p>
@@ -40,7 +44,7 @@
         <w:pStyle w:val="ListBullet"/>
       </w:pPr>
       <w:r>
-        <w:t>Border and gateway states like Texas operate significantly more detention facilities, indicating a focus on border enforcement beyond population proportionality.</w:t>
+        <w:t>Pennsylvania lags behind both states in immigrant population share but has a relatively high number of detention facilities.</w:t>
       </w:r>
     </w:p>
     <w:p>
@@ -48,7 +52,7 @@
         <w:pStyle w:val="ListBullet"/>
       </w:pPr>
       <w:r>
-        <w:t>Many interior states with minimal immigrant populations have few or no ICE detention centers, concentrating enforcement activity regionally.</w:t>
+        <w:t>The concentration of ICE facilities does not neatly correlate with the size of non-citizen or foreign-born populations.</w:t>
       </w:r>
     </w:p>
     <w:p>
@@ -56,7 +60,7 @@
         <w:pStyle w:val="ListBullet"/>
       </w:pPr>
       <w:r>
-        <w:t>What are the implications of ICE’s heavy facility concentration for detainees’ rights and access to legal resources?</w:t>
+        <w:t>What factors drive the placement and number of ICE detention facilities in some states despite smaller immigrant populations?</w:t>
       </w:r>
     </w:p>
     <w:p>
@@ -64,7 +68,7 @@
         <w:pStyle w:val="ListBullet"/>
       </w:pPr>
       <w:r>
-        <w:t>How might these geographic disparities inform policy discussions on alternatives to detention and community-based approaches?</w:t>
+        <w:t>How might these enforcement patterns affect immigrant communities differently across neighboring states in the Northeast region?</w:t>
       </w:r>
     </w:p>
     <w:sectPr>
